--- a/report/submission_v6_2026.docx
+++ b/report/submission_v6_2026.docx
@@ -1314,17 +1314,428 @@
         <w:spacing w:after="60" w:line="312" w:lineRule="auto"/>
       </w:pPr>
       <w:r>
-        <w:t xml:space="preserve">TRM YAML を入力として、以下4種の図式を自動生成する </w:t>
+        <w:t>TRM YAML を入力として、</w:t>
       </w:r>
       <w:r>
         <w:rPr>
-          <w:rFonts w:ascii="Consolas" w:hAnsi="Consolas"/>
-          <w:sz w:val="18"/>
+          <w:b/>
         </w:rPr>
-        <w:t>generate_visualizations.py</w:t>
-      </w:r>
-      <w:r>
-        <w:t xml:space="preserve"> を実装した:</w:t>
+        <w:t>エンジニア向け4種図</w:t>
+      </w:r>
+      <w:r>
+        <w:t xml:space="preserve"> と </w:t>
+      </w:r>
+      <w:r>
+        <w:rPr>
+          <w:b/>
+        </w:rPr>
+        <w:t>非エンジニア向け機能分類ジオラマ</w:t>
+      </w:r>
+      <w:r>
+        <w:t xml:space="preserve">、さらに </w:t>
+      </w:r>
+      <w:r>
+        <w:rPr>
+          <w:b/>
+        </w:rPr>
+        <w:t>論文主張ダッシュボード3パネル</w:t>
+      </w:r>
+      <w:r>
+        <w:t xml:space="preserve"> を自動生成するパイプラインを実装した。</w:t>
+      </w:r>
+    </w:p>
+    <w:p>
+      <w:pPr>
+        <w:pStyle w:val="Heading3"/>
+      </w:pPr>
+      <w:r>
+        <w:t>3.4.1 エンジニア向け4種図</w:t>
+      </w:r>
+    </w:p>
+    <w:tbl>
+      <w:tblPr>
+        <w:tblStyle w:val="LightGrid-Accent1"/>
+        <w:tblW w:type="auto" w:w="0"/>
+        <w:tblLook w:firstColumn="1" w:firstRow="1" w:lastColumn="0" w:lastRow="0" w:noHBand="0" w:noVBand="1" w:val="04A0"/>
+      </w:tblPr>
+      <w:tblGrid>
+        <w:gridCol w:w="2493"/>
+        <w:gridCol w:w="2493"/>
+        <w:gridCol w:w="2493"/>
+        <w:gridCol w:w="2493"/>
+      </w:tblGrid>
+      <w:tr>
+        <w:tc>
+          <w:tcPr>
+            <w:tcW w:type="dxa" w:w="2493"/>
+          </w:tcPr>
+          <w:p>
+            <w:r>
+              <w:rPr>
+                <w:b/>
+                <w:sz w:val="18"/>
+              </w:rPr>
+              <w:t>手法</w:t>
+            </w:r>
+          </w:p>
+        </w:tc>
+        <w:tc>
+          <w:tcPr>
+            <w:tcW w:type="dxa" w:w="2493"/>
+          </w:tcPr>
+          <w:p>
+            <w:r>
+              <w:rPr>
+                <w:b/>
+                <w:sz w:val="18"/>
+              </w:rPr>
+              <w:t>目的</w:t>
+            </w:r>
+          </w:p>
+        </w:tc>
+        <w:tc>
+          <w:tcPr>
+            <w:tcW w:type="dxa" w:w="2493"/>
+          </w:tcPr>
+          <w:p>
+            <w:r>
+              <w:rPr>
+                <w:b/>
+                <w:sz w:val="18"/>
+              </w:rPr>
+              <w:t>実装</w:t>
+            </w:r>
+          </w:p>
+        </w:tc>
+        <w:tc>
+          <w:tcPr>
+            <w:tcW w:type="dxa" w:w="2493"/>
+          </w:tcPr>
+          <w:p>
+            <w:r>
+              <w:rPr>
+                <w:b/>
+                <w:sz w:val="18"/>
+              </w:rPr>
+              <w:t>手続き型対象の代替</w:t>
+            </w:r>
+          </w:p>
+        </w:tc>
+      </w:tr>
+      <w:tr>
+        <w:tc>
+          <w:tcPr>
+            <w:tcW w:type="dxa" w:w="2493"/>
+          </w:tcPr>
+          <w:p>
+            <w:r>
+              <w:rPr>
+                <w:sz w:val="18"/>
+              </w:rPr>
+              <w:t>Sunburst</w:t>
+            </w:r>
+          </w:p>
+        </w:tc>
+        <w:tc>
+          <w:tcPr>
+            <w:tcW w:type="dxa" w:w="2493"/>
+          </w:tcPr>
+          <w:p>
+            <w:r>
+              <w:rPr>
+                <w:sz w:val="18"/>
+              </w:rPr>
+              <w:t>要求の種別別階層の俯瞰</w:t>
+            </w:r>
+          </w:p>
+        </w:tc>
+        <w:tc>
+          <w:tcPr>
+            <w:tcW w:type="dxa" w:w="2493"/>
+          </w:tcPr>
+          <w:p>
+            <w:r>
+              <w:rPr>
+                <w:sz w:val="18"/>
+              </w:rPr>
+              <w:t>matplotlib 入れ子パイ</w:t>
+            </w:r>
+          </w:p>
+        </w:tc>
+        <w:tc>
+          <w:tcPr>
+            <w:tcW w:type="dxa" w:w="2493"/>
+          </w:tcPr>
+          <w:p>
+            <w:r>
+              <w:rPr>
+                <w:sz w:val="18"/>
+              </w:rPr>
+              <w:t>同左</w:t>
+            </w:r>
+          </w:p>
+        </w:tc>
+      </w:tr>
+      <w:tr>
+        <w:tc>
+          <w:tcPr>
+            <w:tcW w:type="dxa" w:w="2493"/>
+          </w:tcPr>
+          <w:p>
+            <w:r>
+              <w:rPr>
+                <w:sz w:val="18"/>
+              </w:rPr>
+              <w:t>Sankey</w:t>
+            </w:r>
+          </w:p>
+        </w:tc>
+        <w:tc>
+          <w:tcPr>
+            <w:tcW w:type="dxa" w:w="2493"/>
+          </w:tcPr>
+          <w:p>
+            <w:r>
+              <w:rPr>
+                <w:sz w:val="18"/>
+              </w:rPr>
+              <w:t>種別 × 優先度の流量</w:t>
+            </w:r>
+          </w:p>
+        </w:tc>
+        <w:tc>
+          <w:tcPr>
+            <w:tcW w:type="dxa" w:w="2493"/>
+          </w:tcPr>
+          <w:p>
+            <w:r>
+              <w:rPr>
+                <w:sz w:val="18"/>
+              </w:rPr>
+              <w:t>matplotlib 横積みバー</w:t>
+            </w:r>
+          </w:p>
+        </w:tc>
+        <w:tc>
+          <w:tcPr>
+            <w:tcW w:type="dxa" w:w="2493"/>
+          </w:tcPr>
+          <w:p>
+            <w:r>
+              <w:rPr>
+                <w:sz w:val="18"/>
+              </w:rPr>
+              <w:t>同左</w:t>
+            </w:r>
+          </w:p>
+        </w:tc>
+      </w:tr>
+      <w:tr>
+        <w:tc>
+          <w:tcPr>
+            <w:tcW w:type="dxa" w:w="2493"/>
+          </w:tcPr>
+          <w:p>
+            <w:r>
+              <w:rPr>
+                <w:sz w:val="18"/>
+              </w:rPr>
+              <w:t>Heatmap</w:t>
+            </w:r>
+          </w:p>
+        </w:tc>
+        <w:tc>
+          <w:tcPr>
+            <w:tcW w:type="dxa" w:w="2493"/>
+          </w:tcPr>
+          <w:p>
+            <w:r>
+              <w:rPr>
+                <w:sz w:val="18"/>
+              </w:rPr>
+              <w:t>状態変数 × カプセル化リスク（OOP）</w:t>
+            </w:r>
+          </w:p>
+        </w:tc>
+        <w:tc>
+          <w:tcPr>
+            <w:tcW w:type="dxa" w:w="2493"/>
+          </w:tcPr>
+          <w:p>
+            <w:r>
+              <w:rPr>
+                <w:sz w:val="18"/>
+              </w:rPr>
+              <w:t>matplotlib imshow</w:t>
+            </w:r>
+          </w:p>
+        </w:tc>
+        <w:tc>
+          <w:tcPr>
+            <w:tcW w:type="dxa" w:w="2493"/>
+          </w:tcPr>
+          <w:p>
+            <w:r>
+              <w:rPr>
+                <w:sz w:val="18"/>
+              </w:rPr>
+              <w:t>要求種別 × 優先度</w:t>
+            </w:r>
+          </w:p>
+        </w:tc>
+      </w:tr>
+      <w:tr>
+        <w:tc>
+          <w:tcPr>
+            <w:tcW w:type="dxa" w:w="2493"/>
+          </w:tcPr>
+          <w:p>
+            <w:r>
+              <w:rPr>
+                <w:sz w:val="18"/>
+              </w:rPr>
+              <w:t>Chord</w:t>
+            </w:r>
+          </w:p>
+        </w:tc>
+        <w:tc>
+          <w:tcPr>
+            <w:tcW w:type="dxa" w:w="2493"/>
+          </w:tcPr>
+          <w:p>
+            <w:r>
+              <w:rPr>
+                <w:sz w:val="18"/>
+              </w:rPr>
+              <w:t>状態変数とリスクの円環配置（OOP）</w:t>
+            </w:r>
+          </w:p>
+        </w:tc>
+        <w:tc>
+          <w:tcPr>
+            <w:tcW w:type="dxa" w:w="2493"/>
+          </w:tcPr>
+          <w:p>
+            <w:r>
+              <w:rPr>
+                <w:sz w:val="18"/>
+              </w:rPr>
+              <w:t>matplotlib 2D グラフ</w:t>
+            </w:r>
+          </w:p>
+        </w:tc>
+        <w:tc>
+          <w:tcPr>
+            <w:tcW w:type="dxa" w:w="2493"/>
+          </w:tcPr>
+          <w:p>
+            <w:r>
+              <w:rPr>
+                <w:sz w:val="18"/>
+              </w:rPr>
+              <w:t>依存関係マップ</w:t>
+            </w:r>
+          </w:p>
+        </w:tc>
+      </w:tr>
+    </w:tbl>
+    <w:p>
+      <w:pPr>
+        <w:spacing w:after="60" w:line="312" w:lineRule="auto"/>
+      </w:pPr>
+      <w:r>
+        <w:t xml:space="preserve">4図は </w:t>
+      </w:r>
+      <w:r>
+        <w:rPr>
+          <w:b/>
+        </w:rPr>
+        <w:t>全体俯瞰 → 流量理解 → 複合影響の定量 → 禁忌組合せの強調</w:t>
+      </w:r>
+      <w:r>
+        <w:t xml:space="preserve"> の段階的情報開示を形成する。手続き型・関数型対象では Heatmap/Chord が代替表示に切り替わり、空白ページにならない設計とした。</w:t>
+      </w:r>
+    </w:p>
+    <w:p>
+      <w:pPr>
+        <w:pStyle w:val="Heading3"/>
+      </w:pPr>
+      <w:r>
+        <w:t>3.4.2 非エンジニア向け機能分類ジオラマ</w:t>
+      </w:r>
+    </w:p>
+    <w:p>
+      <w:pPr>
+        <w:spacing w:after="60" w:line="312" w:lineRule="auto"/>
+      </w:pPr>
+      <w:r>
+        <w:t>4種図は要求IDや変数名など実装用語が前面に出るため、</w:t>
+      </w:r>
+      <w:r>
+        <w:rPr>
+          <w:b/>
+        </w:rPr>
+        <w:t>非エンジニアへは到達しにくい</w:t>
+      </w:r>
+      <w:r>
+        <w:t>。この課題に対処し、テスト設計書の機能ツリーの考え方に沿って、対象を以下の3層で立体的に表現する機能分類ジオラマを追加で提案する:</w:t>
+      </w:r>
+    </w:p>
+    <w:p>
+      <w:pPr>
+        <w:pStyle w:val="ListBullet"/>
+      </w:pPr>
+      <w:r>
+        <w:t>目的・対象層（Z=0, 手前）: 関数/クラスの目的・扱う情報</w:t>
+      </w:r>
+    </w:p>
+    <w:p>
+      <w:pPr>
+        <w:pStyle w:val="ListBullet"/>
+      </w:pPr>
+      <w:r>
+        <w:t>機能分類層（Z=1, 中段）: 業務的なグルーピング（例: 「範囲内判定 (min ≤ 値 ≤ max)」）</w:t>
+      </w:r>
+    </w:p>
+    <w:p>
+      <w:pPr>
+        <w:pStyle w:val="ListBullet"/>
+      </w:pPr>
+      <w:r>
+        <w:t>テスト観点層（Z=2, 奥）: 正常系・異常系・境界値・エラー処理・連携動作</w:t>
+      </w:r>
+    </w:p>
+    <w:p>
+      <w:pPr>
+        <w:spacing w:after="60" w:line="312" w:lineRule="auto"/>
+      </w:pPr>
+      <w:r>
+        <w:t xml:space="preserve">各層は半透明プレーンで表現し、層間は色分けされた連結線で結ぶ。ラベルは </w:t>
+      </w:r>
+      <w:r>
+        <w:rPr>
+          <w:b/>
+        </w:rPr>
+        <w:t>抽象名＋具体的な検証内容</w:t>
+      </w:r>
+      <w:r>
+        <w:t xml:space="preserve"> の2段表記とし、実装用語（変数名・ID・英語技術語彙）を排除して非エンジニアへの伝達性を確保する。</w:t>
+      </w:r>
+    </w:p>
+    <w:p>
+      <w:pPr>
+        <w:pStyle w:val="Heading3"/>
+      </w:pPr>
+      <w:r>
+        <w:t>3.4.3 論文主張ダッシュボード</w:t>
+      </w:r>
+    </w:p>
+    <w:p>
+      <w:pPr>
+        <w:spacing w:after="60" w:line="312" w:lineRule="auto"/>
+      </w:pPr>
+      <w:r>
+        <w:t>機能分類ジオラマと同一ページに、本論文の主要主張と1対1対応する評価ダッシュボード3パネルを配置する:</w:t>
       </w:r>
     </w:p>
     <w:tbl>
@@ -1349,7 +1760,7 @@
                 <w:b/>
                 <w:sz w:val="18"/>
               </w:rPr>
-              <w:t>手法</w:t>
+              <w:t>パネル</w:t>
             </w:r>
           </w:p>
         </w:tc>
@@ -1363,7 +1774,7 @@
                 <w:b/>
                 <w:sz w:val="18"/>
               </w:rPr>
-              <w:t>目的</w:t>
+              <w:t>伝える情報</w:t>
             </w:r>
           </w:p>
         </w:tc>
@@ -1377,7 +1788,7 @@
                 <w:b/>
                 <w:sz w:val="18"/>
               </w:rPr>
-              <w:t>実装形式</w:t>
+              <w:t>対応主張</w:t>
             </w:r>
           </w:p>
         </w:tc>
@@ -1392,7 +1803,7 @@
               <w:rPr>
                 <w:sz w:val="18"/>
               </w:rPr>
-              <w:t>Sunburst</w:t>
+              <w:t>① 既存テスト補完効果</w:t>
             </w:r>
           </w:p>
         </w:tc>
@@ -1405,7 +1816,7 @@
               <w:rPr>
                 <w:sz w:val="18"/>
               </w:rPr>
-              <w:t>要求の種別別階層の俯瞰</w:t>
+              <w:t>既存テスト件数 vs TRM追加検出件数、GAP率</w:t>
             </w:r>
           </w:p>
         </w:tc>
@@ -1418,7 +1829,7 @@
               <w:rPr>
                 <w:sz w:val="18"/>
               </w:rPr>
-              <w:t>Mermaid mindmap</w:t>
+              <w:t>§6.3</w:t>
             </w:r>
           </w:p>
         </w:tc>
@@ -1433,7 +1844,7 @@
               <w:rPr>
                 <w:sz w:val="18"/>
               </w:rPr>
-              <w:t>Sankey</w:t>
+              <w:t>② 非エンジニア可読性</w:t>
             </w:r>
           </w:p>
         </w:tc>
@@ -1446,7 +1857,7 @@
               <w:rPr>
                 <w:sz w:val="18"/>
               </w:rPr>
-              <w:t>種別 × 優先度の流量</w:t>
+              <w:t>L1/L2/L3 分布、可読率 (L1+L2)</w:t>
             </w:r>
           </w:p>
         </w:tc>
@@ -1459,7 +1870,7 @@
               <w:rPr>
                 <w:sz w:val="18"/>
               </w:rPr>
-              <w:t>Mermaid sankey-beta</w:t>
+              <w:t>§6.5</w:t>
             </w:r>
           </w:p>
         </w:tc>
@@ -1474,7 +1885,7 @@
               <w:rPr>
                 <w:sz w:val="18"/>
               </w:rPr>
-              <w:t>Heatmap</w:t>
+              <w:t>③ v3.1 OOP拡張効果</w:t>
             </w:r>
           </w:p>
         </w:tc>
@@ -1487,7 +1898,7 @@
               <w:rPr>
                 <w:sz w:val="18"/>
               </w:rPr>
-              <w:t>状態変数 × カプセル化リスクの交差表</w:t>
+              <w:t>従来5種別 vs v3.1追加種別、EN検出リスク高/中/低</w:t>
             </w:r>
           </w:p>
         </w:tc>
@@ -1500,48 +1911,7 @@
               <w:rPr>
                 <w:sz w:val="18"/>
               </w:rPr>
-              <w:t>Markdown テーブル＋絵文字シェーディング</w:t>
-            </w:r>
-          </w:p>
-        </w:tc>
-      </w:tr>
-      <w:tr>
-        <w:tc>
-          <w:tcPr>
-            <w:tcW w:type="dxa" w:w="3324"/>
-          </w:tcPr>
-          <w:p>
-            <w:r>
-              <w:rPr>
-                <w:sz w:val="18"/>
-              </w:rPr>
-              <w:t>Chord 風 Flowchart</w:t>
-            </w:r>
-          </w:p>
-        </w:tc>
-        <w:tc>
-          <w:tcPr>
-            <w:tcW w:type="dxa" w:w="3324"/>
-          </w:tcPr>
-          <w:p>
-            <w:r>
-              <w:rPr>
-                <w:sz w:val="18"/>
-              </w:rPr>
-              <w:t>状態変数とリスクの相互関係</w:t>
-            </w:r>
-          </w:p>
-        </w:tc>
-        <w:tc>
-          <w:tcPr>
-            <w:tcW w:type="dxa" w:w="3324"/>
-          </w:tcPr>
-          <w:p>
-            <w:r>
-              <w:rPr>
-                <w:sz w:val="18"/>
-              </w:rPr>
-              <w:t>Mermaid flowchart</w:t>
+              <w:t>§6.7</w:t>
             </w:r>
           </w:p>
         </w:tc>
@@ -1552,24 +1922,32 @@
         <w:spacing w:after="60" w:line="312" w:lineRule="auto"/>
       </w:pPr>
       <w:r>
-        <w:t xml:space="preserve">各図は単独でも意味を持つが、組み合わせで </w:t>
+        <w:t>ページ冒頭に「このページで示すこと」のタイトル帯を付加することで、読者は図を見た瞬間に論文の主張がどの数字で裏付けられているかを把握できる。</w:t>
+      </w:r>
+    </w:p>
+    <w:p>
+      <w:pPr>
+        <w:pStyle w:val="Heading3"/>
+      </w:pPr>
+      <w:r>
+        <w:t>3.4.4 3次元グラフの採用範囲</w:t>
+      </w:r>
+    </w:p>
+    <w:p>
+      <w:pPr>
+        <w:spacing w:after="60" w:line="312" w:lineRule="auto"/>
+      </w:pPr>
+      <w:r>
+        <w:t xml:space="preserve">一般的な3D散布プロット・曲面プロットは、離散的なトリガー組合せの可視化では遮蔽・遠近歪み・静的媒体不適合の観点から2D に劣るため本研究では採用しない。ただし機能分類ジオラマは </w:t>
       </w:r>
       <w:r>
         <w:rPr>
           <w:b/>
         </w:rPr>
-        <w:t>全体俯瞰（Sunburst）→ 流量理解（Sankey）→ 複合影響の定量（Heatmap）→ 禁忌組合せの強調（Chord）</w:t>
-      </w:r>
-      <w:r>
-        <w:t xml:space="preserve"> という段階的情報開示を実現する。Mermaid ベースの実装により GitHub プレビュー・VSCode・Obsidian 等の標準環境で追加ツールなしに閲覧可能である。</w:t>
-      </w:r>
-    </w:p>
-    <w:p>
-      <w:pPr>
-        <w:spacing w:after="60" w:line="312" w:lineRule="auto"/>
-      </w:pPr>
-      <w:r>
-        <w:t>3次元グラフは、連続勾配を示す Surface Plot 等に限り候補としたが、本研究の対象（離散的なトリガー組合せ）では遮蔽・遠近歪み・静的媒体不適合の観点から2D に劣るため採用しない。</w:t>
+        <w:t>等角投影で層の重なりを立体的に見せる擬似3D</w:t>
+      </w:r>
+      <w:r>
+        <w:t xml:space="preserve"> であり、遮蔽の少ない利用形態に限定している。Tufte [22] の視覚化原則（情報量を装飾で増やさない）と整合的である。</w:t>
       </w:r>
     </w:p>
     <w:p>
@@ -3713,14 +4091,105 @@
         <w:spacing w:after="60" w:line="312" w:lineRule="auto"/>
       </w:pPr>
       <w:r>
+        <w:t>可視化パイプライン (</w:t>
+      </w:r>
+      <w:r>
         <w:rPr>
           <w:rFonts w:ascii="Consolas" w:hAnsi="Consolas"/>
           <w:sz w:val="18"/>
         </w:rPr>
-        <w:t>generate_visualizations.py</w:t>
-      </w:r>
-      <w:r>
-        <w:t xml:space="preserve"> を click 8ターゲット・reversi 4関数に適用し、合計12件のサマリーファイル（Sunburst・Sankey・Heatmap・Chord を統合）を自動生成した。代表例として IntRange の Heatmap（field × risk_type 交差表、6フィールド × 7リスク種 = 42セル）では、min/max の external_mutation（high）が赤ハイライトされ、構造的懸念が一目で伝わる形となった。</w:t>
+        <w:t>scripts/generate_visualization_pdf.py</w:t>
+      </w:r>
+      <w:r>
+        <w:t xml:space="preserve">) を3対象（click 8ターゲット、sakura 8関数、reversi 4関数）に適用した。各対象について </w:t>
+      </w:r>
+      <w:r>
+        <w:rPr>
+          <w:b/>
+        </w:rPr>
+        <w:t>2ページ構成の PDF</w:t>
+      </w:r>
+      <w:r>
+        <w:t xml:space="preserve"> が自動生成される:</w:t>
+      </w:r>
+    </w:p>
+    <w:p>
+      <w:pPr>
+        <w:pStyle w:val="ListBullet"/>
+      </w:pPr>
+      <w:r>
+        <w:t>ページ1（エンジニア向け）: Sunburst / Sankey / Heatmap / Chord の4枠</w:t>
+      </w:r>
+    </w:p>
+    <w:p>
+      <w:pPr>
+        <w:pStyle w:val="ListBullet"/>
+      </w:pPr>
+      <w:r>
+        <w:t>ページ2（非エンジニア向け）: 機能分類ジオラマ（3D擬似等角投影）＋ 論文主張ダッシュボード3パネル</w:t>
+      </w:r>
+    </w:p>
+    <w:p>
+      <w:pPr>
+        <w:spacing w:after="60" w:line="312" w:lineRule="auto"/>
+      </w:pPr>
+      <w:r>
+        <w:t xml:space="preserve">代表例として click </w:t>
+      </w:r>
+      <w:r>
+        <w:rPr>
+          <w:rFonts w:ascii="Consolas" w:hAnsi="Consolas"/>
+          <w:sz w:val="18"/>
+        </w:rPr>
+        <w:t>IntRange</w:t>
+      </w:r>
+      <w:r>
+        <w:t xml:space="preserve"> の Heatmap（5フィールド × 7リスク種）では、</w:t>
+      </w:r>
+      <w:r>
+        <w:rPr>
+          <w:rFonts w:ascii="Consolas" w:hAnsi="Consolas"/>
+          <w:sz w:val="18"/>
+        </w:rPr>
+        <w:t>min</w:t>
+      </w:r>
+      <w:r>
+        <w:t>/</w:t>
+      </w:r>
+      <w:r>
+        <w:rPr>
+          <w:rFonts w:ascii="Consolas" w:hAnsi="Consolas"/>
+          <w:sz w:val="18"/>
+        </w:rPr>
+        <w:t>max</w:t>
+      </w:r>
+      <w:r>
+        <w:t xml:space="preserve"> の external_mutation（high）が赤ハイライトされ、構造的懸念が一目で伝わる形となった。同じ対象の機能分類ジオラマでは「範囲内判定 (min ≤ 値 ≤ max)」「境界モード選択 (&lt; か ≤ かを切替)」「範囲外の扱い (エラー or 境界値に丸め)」という具体的な日本語機能分類が3D空間に立体配置される。</w:t>
+      </w:r>
+    </w:p>
+    <w:p>
+      <w:pPr>
+        <w:spacing w:after="60" w:line="312" w:lineRule="auto"/>
+      </w:pPr>
+      <w:r>
+        <w:t>ダッシュボード3パネルは論文§6.3/§6.5/§6.7 の主張数値をそのまま図版化する。例えば click のページでは ① 既存テスト10件 vs TRM追加163件（GAP率86.7%）、② 可読率 24.3%、③ v3.1追加93件（EN高リスク3件）が横並びで表示される。これにより、査読者・読者は</w:t>
+      </w:r>
+      <w:r>
+        <w:rPr>
+          <w:b/>
+        </w:rPr>
+        <w:t>ページを開いた瞬間に論文の主張と定量データの対応を把握</w:t>
+      </w:r>
+      <w:r>
+        <w:t>できる。</w:t>
+      </w:r>
+    </w:p>
+    <w:p>
+      <w:pPr>
+        <w:spacing w:after="60" w:line="312" w:lineRule="auto"/>
+      </w:pPr>
+      <w:r>
+        <w:t>合計で click 17頁・sakura 17頁・reversi 9頁の PDF が自動生成され、Agg バックエンドでの PNG ラスタ化により日本語・絵文字フォントの描画品質を確保した。</w:t>
       </w:r>
     </w:p>
     <w:p>
@@ -4625,7 +5094,7 @@
         <w:spacing w:after="60" w:line="312" w:lineRule="auto"/>
       </w:pPr>
       <w:r>
-        <w:t>4種の図式（Sunburst・Sankey・Heatmap・Chord）は相補的に機能し、それぞれ異なる情報粒度を担う:</w:t>
+        <w:t>エンジニア向け4種図式（Sunburst・Sankey・Heatmap・Chord）は相補的に機能し、それぞれ異なる情報粒度を担う:</w:t>
       </w:r>
     </w:p>
     <w:p>
@@ -4665,7 +5134,57 @@
         <w:spacing w:after="60" w:line="312" w:lineRule="auto"/>
       </w:pPr>
       <w:r>
-        <w:t>3D グラフは本稿で検討対象としたが、遮蔽・歪み・静的媒体不適合により 2D に劣ると判断し不採用とした。Tufte [15] の視覚化原則（情報量を装飾で増やさない）と整合的である。</w:t>
+        <w:t xml:space="preserve">これに加え、本研究では </w:t>
+      </w:r>
+      <w:r>
+        <w:rPr>
+          <w:b/>
+        </w:rPr>
+        <w:t>非エンジニア向けの機能分類ジオラマ</w:t>
+      </w:r>
+      <w:r>
+        <w:t xml:space="preserve"> と </w:t>
+      </w:r>
+      <w:r>
+        <w:rPr>
+          <w:b/>
+        </w:rPr>
+        <w:t>論文主張ダッシュボード3パネル</w:t>
+      </w:r>
+      <w:r>
+        <w:t xml:space="preserve"> を同一ページに統合した。この設計により、次の効果が得られる:</w:t>
+      </w:r>
+    </w:p>
+    <w:p>
+      <w:pPr>
+        <w:pStyle w:val="ListNumber"/>
+      </w:pPr>
+      <w:r>
+        <w:t>非エンジニアへの伝達性: 機能分類ジオラマの3層構造と日本語2段ラベル（抽象名＋具体的検証内容）により、コードを読めない読者でも対象関数の目的・処理・検証観点を把握できる。これは §6.5 で示した可読率（reversi 97.8%、sakura 65.7%、click 24.3%）のうち L3 相当に位置づけられる詳細層をジオラマが補完する役割を持つ。</w:t>
+      </w:r>
+    </w:p>
+    <w:p>
+      <w:pPr>
+        <w:pStyle w:val="ListNumber"/>
+      </w:pPr>
+      <w:r>
+        <w:t>論文主張との直接対応: ダッシュボード3パネルは §6.3 GAP率、§6.5 可読率、§6.7 v3.1 OOP拡張効果 と1対1に対応する。これにより査読者・読者は「どのページで何が主張されているか」をページを開いた瞬間に把握できる。</w:t>
+      </w:r>
+    </w:p>
+    <w:p>
+      <w:pPr>
+        <w:pStyle w:val="ListNumber"/>
+      </w:pPr>
+      <w:r>
+        <w:t>対象特性に応じた適応: 手続き型対象では Heatmap/Chord が代替表示（要求種別×優先度、依存関係マップ）に切り替わり、OOP 対象では EN検出リスクが前面に出る。これにより 対象の設計スタイルを問わず一貫した形式で情報提供 が可能になる。</w:t>
+      </w:r>
+    </w:p>
+    <w:p>
+      <w:pPr>
+        <w:spacing w:after="60" w:line="312" w:lineRule="auto"/>
+      </w:pPr>
+      <w:r>
+        <w:t>3D グラフは一般の3次元散布・曲面プロットについては遮蔽・歪み・静的媒体不適合により 2D に劣ると判断し不採用とした。本研究で採用した擬似3Dは、機能分類ジオラマにおける等角投影による層構造の立体表現に限定しており、視認性を損なわずに情報階層を伝える手段として機能している。Tufte [22] の視覚化原則（情報量を装飾で増やさない）との整合性を保ちつつ、非エンジニア向けに限定的に3D表現を導入した点が、本研究の可視化設計の要諦である。</w:t>
       </w:r>
     </w:p>
     <w:p>
